--- a/Gabriel/Node Backend/GABRIEL POPA.docx
+++ b/Gabriel/Node Backend/GABRIEL POPA.docx
@@ -152,7 +152,7 @@
           <w:color w:val="4472C4" w:themeColor="accent5"/>
           <w:szCs w:val="36"/>
         </w:rPr>
-        <w:t>) • AWS</w:t>
+        <w:t>) • Azure</w:t>
       </w:r>
     </w:p>
     <w:p>
@@ -323,64 +323,71 @@
         </w:rPr>
         <w:t xml:space="preserve">, API-first services, and event-driven systems for </w:t>
       </w:r>
-      <w:proofErr w:type="spellStart"/>
       <w:r>
         <w:rPr>
           <w:rStyle w:val="Strong"/>
           <w:rFonts w:ascii="Times New Roman" w:hAnsi="Times New Roman" w:cs="Times New Roman"/>
           <w:sz w:val="22"/>
         </w:rPr>
-        <w:t>SaaS</w:t>
-      </w:r>
-      <w:proofErr w:type="spellEnd"/>
+        <w:t>SaaS, analytics, and multi-tenant business applications</w:t>
+      </w:r>
+      <w:r>
+        <w:rPr>
+          <w:rFonts w:ascii="Times New Roman" w:hAnsi="Times New Roman" w:cs="Times New Roman"/>
+          <w:sz w:val="22"/>
+        </w:rPr>
+        <w:t xml:space="preserve">, with strongest depth in </w:t>
+      </w:r>
       <w:r>
         <w:rPr>
           <w:rStyle w:val="Strong"/>
           <w:rFonts w:ascii="Times New Roman" w:hAnsi="Times New Roman" w:cs="Times New Roman"/>
           <w:sz w:val="22"/>
         </w:rPr>
-        <w:t>, analytics, and multi-tenant business applications</w:t>
+        <w:t>Node.js v12–v20</w:t>
       </w:r>
       <w:r>
         <w:rPr>
           <w:rFonts w:ascii="Times New Roman" w:hAnsi="Times New Roman" w:cs="Times New Roman"/>
           <w:sz w:val="22"/>
         </w:rPr>
-        <w:t xml:space="preserve">, with strongest depth in </w:t>
-      </w:r>
+        <w:t xml:space="preserve">, </w:t>
+      </w:r>
+      <w:proofErr w:type="spellStart"/>
       <w:r>
         <w:rPr>
           <w:rStyle w:val="Strong"/>
           <w:rFonts w:ascii="Times New Roman" w:hAnsi="Times New Roman" w:cs="Times New Roman"/>
           <w:sz w:val="22"/>
         </w:rPr>
-        <w:t>Node.js v12–v20</w:t>
-      </w:r>
-      <w:r>
-        <w:rPr>
-          <w:rFonts w:ascii="Times New Roman" w:hAnsi="Times New Roman" w:cs="Times New Roman"/>
-          <w:sz w:val="22"/>
-        </w:rPr>
-        <w:t xml:space="preserve">, </w:t>
-      </w:r>
-      <w:proofErr w:type="spellStart"/>
+        <w:t>TypeScript</w:t>
+      </w:r>
+      <w:proofErr w:type="spellEnd"/>
       <w:r>
         <w:rPr>
           <w:rStyle w:val="Strong"/>
           <w:rFonts w:ascii="Times New Roman" w:hAnsi="Times New Roman" w:cs="Times New Roman"/>
           <w:sz w:val="22"/>
         </w:rPr>
-        <w:t>TypeScript</w:t>
-      </w:r>
-      <w:proofErr w:type="spellEnd"/>
+        <w:t xml:space="preserve"> v4–v5</w:t>
+      </w:r>
+      <w:r>
+        <w:rPr>
+          <w:rFonts w:ascii="Times New Roman" w:hAnsi="Times New Roman" w:cs="Times New Roman"/>
+          <w:sz w:val="22"/>
+        </w:rPr>
+        <w:t xml:space="preserve">, </w:t>
+      </w:r>
+      <w:proofErr w:type="spellStart"/>
       <w:r>
         <w:rPr>
           <w:rStyle w:val="Strong"/>
           <w:rFonts w:ascii="Times New Roman" w:hAnsi="Times New Roman" w:cs="Times New Roman"/>
           <w:sz w:val="22"/>
         </w:rPr>
-        <w:t xml:space="preserve"> v4–v5</w:t>
-      </w:r>
+        <w:t>NestJS</w:t>
+      </w:r>
+      <w:proofErr w:type="spellEnd"/>
       <w:r>
         <w:rPr>
           <w:rFonts w:ascii="Times New Roman" w:hAnsi="Times New Roman" w:cs="Times New Roman"/>
@@ -388,16 +395,14 @@
         </w:rPr>
         <w:t xml:space="preserve">, </w:t>
       </w:r>
-      <w:proofErr w:type="spellStart"/>
       <w:r>
         <w:rPr>
           <w:rStyle w:val="Strong"/>
           <w:rFonts w:ascii="Times New Roman" w:hAnsi="Times New Roman" w:cs="Times New Roman"/>
           <w:sz w:val="22"/>
         </w:rPr>
-        <w:t>NestJS</w:t>
-      </w:r>
-      <w:proofErr w:type="spellEnd"/>
+        <w:t>Express</w:t>
+      </w:r>
       <w:r>
         <w:rPr>
           <w:rFonts w:ascii="Times New Roman" w:hAnsi="Times New Roman" w:cs="Times New Roman"/>
@@ -411,7 +416,7 @@
           <w:rFonts w:ascii="Times New Roman" w:hAnsi="Times New Roman" w:cs="Times New Roman"/>
           <w:sz w:val="22"/>
         </w:rPr>
-        <w:t>Express</w:t>
+        <w:t>PostgreSQL</w:t>
       </w:r>
       <w:r>
         <w:rPr>
@@ -427,7 +432,7 @@
           <w:rFonts w:ascii="Times New Roman" w:hAnsi="Times New Roman" w:cs="Times New Roman"/>
           <w:sz w:val="22"/>
         </w:rPr>
-        <w:t>PostgreSQL</w:t>
+        <w:t>Redis</w:t>
       </w:r>
       <w:proofErr w:type="spellEnd"/>
       <w:r>
@@ -437,16 +442,14 @@
         </w:rPr>
         <w:t xml:space="preserve">, </w:t>
       </w:r>
-      <w:proofErr w:type="spellStart"/>
       <w:r>
         <w:rPr>
           <w:rStyle w:val="Strong"/>
           <w:rFonts w:ascii="Times New Roman" w:hAnsi="Times New Roman" w:cs="Times New Roman"/>
           <w:sz w:val="22"/>
         </w:rPr>
-        <w:t>Redis</w:t>
-      </w:r>
-      <w:proofErr w:type="spellEnd"/>
+        <w:t>Kafka</w:t>
+      </w:r>
       <w:r>
         <w:rPr>
           <w:rFonts w:ascii="Times New Roman" w:hAnsi="Times New Roman" w:cs="Times New Roman"/>
@@ -454,76 +457,45 @@
         </w:rPr>
         <w:t xml:space="preserve">, </w:t>
       </w:r>
+      <w:proofErr w:type="spellStart"/>
       <w:r>
         <w:rPr>
           <w:rStyle w:val="Strong"/>
           <w:rFonts w:ascii="Times New Roman" w:hAnsi="Times New Roman" w:cs="Times New Roman"/>
           <w:sz w:val="22"/>
         </w:rPr>
-        <w:t>Kafka</w:t>
-      </w:r>
+        <w:t>RabbitMQ</w:t>
+      </w:r>
+      <w:proofErr w:type="spellEnd"/>
       <w:r>
         <w:rPr>
           <w:rFonts w:ascii="Times New Roman" w:hAnsi="Times New Roman" w:cs="Times New Roman"/>
           <w:sz w:val="22"/>
         </w:rPr>
-        <w:t xml:space="preserve">, </w:t>
-      </w:r>
-      <w:proofErr w:type="spellStart"/>
+        <w:t xml:space="preserve">, and </w:t>
+      </w:r>
       <w:r>
         <w:rPr>
           <w:rStyle w:val="Strong"/>
           <w:rFonts w:ascii="Times New Roman" w:hAnsi="Times New Roman" w:cs="Times New Roman"/>
           <w:sz w:val="22"/>
         </w:rPr>
-        <w:t>RabbitMQ</w:t>
-      </w:r>
-      <w:proofErr w:type="spellEnd"/>
+        <w:t>AWS</w:t>
+      </w:r>
       <w:r>
         <w:rPr>
           <w:rFonts w:ascii="Times New Roman" w:hAnsi="Times New Roman" w:cs="Times New Roman"/>
           <w:sz w:val="22"/>
         </w:rPr>
-        <w:t xml:space="preserve">, and </w:t>
-      </w:r>
-      <w:r>
-        <w:rPr>
-          <w:rStyle w:val="Strong"/>
+        <w:t xml:space="preserve">. </w:t>
+      </w:r>
+      <w:proofErr w:type="gramStart"/>
+      <w:r>
+        <w:rPr>
           <w:rFonts w:ascii="Times New Roman" w:hAnsi="Times New Roman" w:cs="Times New Roman"/>
           <w:sz w:val="22"/>
         </w:rPr>
-        <w:t>AWS</w:t>
-      </w:r>
-      <w:r>
-        <w:rPr>
-          <w:rFonts w:ascii="Times New Roman" w:hAnsi="Times New Roman" w:cs="Times New Roman"/>
-          <w:sz w:val="22"/>
-        </w:rPr>
-        <w:t xml:space="preserve">. </w:t>
-      </w:r>
-      <w:proofErr w:type="gramStart"/>
-      <w:r>
-        <w:rPr>
-          <w:rFonts w:ascii="Times New Roman" w:hAnsi="Times New Roman" w:cs="Times New Roman"/>
-          <w:sz w:val="22"/>
-        </w:rPr>
-        <w:t xml:space="preserve">Known for modernizing legacy services, improving stability under production load, solving memory leaks, timeout failures, duplicate processing, and data consistency issues, while delivering secure and maintainable backend architectures with strong </w:t>
-      </w:r>
-      <w:proofErr w:type="spellStart"/>
-      <w:r>
-        <w:rPr>
-          <w:rFonts w:ascii="Times New Roman" w:hAnsi="Times New Roman" w:cs="Times New Roman"/>
-          <w:sz w:val="22"/>
-        </w:rPr>
-        <w:t>observability</w:t>
-      </w:r>
-      <w:proofErr w:type="spellEnd"/>
-      <w:r>
-        <w:rPr>
-          <w:rFonts w:ascii="Times New Roman" w:hAnsi="Times New Roman" w:cs="Times New Roman"/>
-          <w:sz w:val="22"/>
-        </w:rPr>
-        <w:t>, contract discipline, and safer release pipelines.</w:t>
+        <w:t>Known for modernizing legacy services, improving stability under production load, solving memory leaks, timeout failures, duplicate processing, and data consistency issues, while delivering secure and maintainable backend architectures with strong observability, contract discipline, and safer release pipelines.</w:t>
       </w:r>
       <w:proofErr w:type="gramEnd"/>
     </w:p>
@@ -803,29 +775,16 @@
         </w:rPr>
         <w:t xml:space="preserve"> </w:t>
       </w:r>
-      <w:proofErr w:type="spellStart"/>
-      <w:r>
-        <w:rPr>
-          <w:rFonts w:ascii="Times New Roman" w:eastAsia="Times New Roman" w:hAnsi="Times New Roman" w:cs="Times New Roman"/>
-          <w:b/>
-          <w:bCs/>
-          <w:sz w:val="22"/>
-          <w:szCs w:val="24"/>
-          <w:lang w:eastAsia="en-US"/>
-        </w:rPr>
-        <w:t>PostgreSQL</w:t>
-      </w:r>
-      <w:proofErr w:type="spellEnd"/>
-      <w:r>
-        <w:rPr>
-          <w:rFonts w:ascii="Times New Roman" w:eastAsia="Times New Roman" w:hAnsi="Times New Roman" w:cs="Times New Roman"/>
-          <w:b/>
-          <w:bCs/>
-          <w:sz w:val="22"/>
-          <w:szCs w:val="24"/>
-          <w:lang w:eastAsia="en-US"/>
-        </w:rPr>
-        <w:t xml:space="preserve"> v11–v15</w:t>
+      <w:r>
+        <w:rPr>
+          <w:rFonts w:ascii="Times New Roman" w:eastAsia="Times New Roman" w:hAnsi="Times New Roman" w:cs="Times New Roman"/>
+          <w:b/>
+          <w:bCs/>
+          <w:sz w:val="22"/>
+          <w:szCs w:val="24"/>
+          <w:lang w:eastAsia="en-US"/>
+        </w:rPr>
+        <w:t>PostgreSQL v11–v15</w:t>
       </w:r>
       <w:r>
         <w:rPr>
@@ -928,172 +887,72 @@
         <w:jc w:val="both"/>
         <w:rPr>
           <w:rFonts w:ascii="Times New Roman" w:eastAsia="Times New Roman" w:hAnsi="Times New Roman" w:cs="Times New Roman"/>
-          <w:sz w:val="22"/>
-          <w:szCs w:val="24"/>
-          <w:lang w:eastAsia="en-US"/>
-        </w:rPr>
-      </w:pPr>
-      <w:r>
-        <w:rPr>
-          <w:rFonts w:ascii="Times New Roman" w:eastAsia="Times New Roman" w:hAnsi="Times New Roman" w:cs="Times New Roman"/>
-          <w:b/>
-          <w:bCs/>
-          <w:sz w:val="22"/>
-          <w:szCs w:val="24"/>
-          <w:lang w:eastAsia="en-US"/>
-        </w:rPr>
-        <w:t xml:space="preserve">Cloud &amp; </w:t>
+          <w:sz w:val="24"/>
+          <w:szCs w:val="24"/>
+          <w:lang w:eastAsia="en-US"/>
+        </w:rPr>
+      </w:pPr>
+      <w:r>
+        <w:rPr>
+          <w:rStyle w:val="Strong"/>
+          <w:rFonts w:ascii="Times New Roman" w:hAnsi="Times New Roman" w:cs="Times New Roman"/>
+          <w:sz w:val="22"/>
+        </w:rPr>
+        <w:t>Cloud &amp; DevOps:</w:t>
+      </w:r>
+      <w:r>
+        <w:rPr>
+          <w:rFonts w:ascii="Times New Roman" w:hAnsi="Times New Roman" w:cs="Times New Roman"/>
+          <w:sz w:val="22"/>
+        </w:rPr>
+        <w:t xml:space="preserve"> </w:t>
+      </w:r>
+      <w:r>
+        <w:rPr>
+          <w:rStyle w:val="Strong"/>
+          <w:rFonts w:ascii="Times New Roman" w:hAnsi="Times New Roman" w:cs="Times New Roman"/>
+          <w:sz w:val="22"/>
+        </w:rPr>
+        <w:t xml:space="preserve">Microsoft Azure (Azure Functions, App Services, Azure AD / </w:t>
       </w:r>
       <w:proofErr w:type="spellStart"/>
       <w:r>
         <w:rPr>
-          <w:rFonts w:ascii="Times New Roman" w:eastAsia="Times New Roman" w:hAnsi="Times New Roman" w:cs="Times New Roman"/>
-          <w:b/>
-          <w:bCs/>
-          <w:sz w:val="22"/>
-          <w:szCs w:val="24"/>
-          <w:lang w:eastAsia="en-US"/>
-        </w:rPr>
-        <w:t>DevOps</w:t>
+          <w:rStyle w:val="Strong"/>
+          <w:rFonts w:ascii="Times New Roman" w:hAnsi="Times New Roman" w:cs="Times New Roman"/>
+          <w:sz w:val="22"/>
+        </w:rPr>
+        <w:t>Entra</w:t>
       </w:r>
       <w:proofErr w:type="spellEnd"/>
       <w:r>
         <w:rPr>
-          <w:rFonts w:ascii="Times New Roman" w:eastAsia="Times New Roman" w:hAnsi="Times New Roman" w:cs="Times New Roman"/>
-          <w:b/>
-          <w:bCs/>
-          <w:sz w:val="22"/>
-          <w:szCs w:val="24"/>
-          <w:lang w:eastAsia="en-US"/>
-        </w:rPr>
-        <w:t>:</w:t>
-      </w:r>
-      <w:r>
-        <w:rPr>
-          <w:rFonts w:ascii="Times New Roman" w:eastAsia="Times New Roman" w:hAnsi="Times New Roman" w:cs="Times New Roman"/>
-          <w:sz w:val="22"/>
-          <w:szCs w:val="24"/>
-          <w:lang w:eastAsia="en-US"/>
-        </w:rPr>
-        <w:t xml:space="preserve"> </w:t>
-      </w:r>
-      <w:r>
-        <w:rPr>
-          <w:rFonts w:ascii="Times New Roman" w:eastAsia="Times New Roman" w:hAnsi="Times New Roman" w:cs="Times New Roman"/>
-          <w:b/>
-          <w:bCs/>
-          <w:sz w:val="22"/>
-          <w:szCs w:val="24"/>
-          <w:lang w:eastAsia="en-US"/>
-        </w:rPr>
-        <w:t>AWS</w:t>
-      </w:r>
-      <w:r>
-        <w:rPr>
-          <w:rFonts w:ascii="Times New Roman" w:eastAsia="Times New Roman" w:hAnsi="Times New Roman" w:cs="Times New Roman"/>
-          <w:sz w:val="22"/>
-          <w:szCs w:val="24"/>
-          <w:lang w:eastAsia="en-US"/>
-        </w:rPr>
-        <w:t xml:space="preserve"> EC2, ECS, S3, RDS, IAM, </w:t>
+          <w:rStyle w:val="Strong"/>
+          <w:rFonts w:ascii="Times New Roman" w:hAnsi="Times New Roman" w:cs="Times New Roman"/>
+          <w:sz w:val="22"/>
+        </w:rPr>
+        <w:t xml:space="preserve"> ID, Azure Storage, Azure Monitor)</w:t>
+      </w:r>
+      <w:r>
+        <w:rPr>
+          <w:rFonts w:ascii="Times New Roman" w:hAnsi="Times New Roman" w:cs="Times New Roman"/>
+          <w:sz w:val="22"/>
+        </w:rPr>
+        <w:t xml:space="preserve">, Docker, Nginx, GitHub Actions, </w:t>
       </w:r>
       <w:proofErr w:type="spellStart"/>
       <w:r>
         <w:rPr>
-          <w:rFonts w:ascii="Times New Roman" w:eastAsia="Times New Roman" w:hAnsi="Times New Roman" w:cs="Times New Roman"/>
-          <w:sz w:val="22"/>
-          <w:szCs w:val="24"/>
-          <w:lang w:eastAsia="en-US"/>
-        </w:rPr>
-        <w:t>CloudWatch</w:t>
+          <w:rFonts w:ascii="Times New Roman" w:hAnsi="Times New Roman" w:cs="Times New Roman"/>
+          <w:sz w:val="22"/>
+        </w:rPr>
+        <w:t>GitLab</w:t>
       </w:r>
       <w:proofErr w:type="spellEnd"/>
       <w:r>
         <w:rPr>
-          <w:rFonts w:ascii="Times New Roman" w:eastAsia="Times New Roman" w:hAnsi="Times New Roman" w:cs="Times New Roman"/>
-          <w:sz w:val="22"/>
-          <w:szCs w:val="24"/>
-          <w:lang w:eastAsia="en-US"/>
-        </w:rPr>
-        <w:t xml:space="preserve">, </w:t>
-      </w:r>
-      <w:proofErr w:type="spellStart"/>
-      <w:r>
-        <w:rPr>
-          <w:rFonts w:ascii="Times New Roman" w:eastAsia="Times New Roman" w:hAnsi="Times New Roman" w:cs="Times New Roman"/>
-          <w:sz w:val="22"/>
-          <w:szCs w:val="24"/>
-          <w:lang w:eastAsia="en-US"/>
-        </w:rPr>
-        <w:t>Docker</w:t>
-      </w:r>
-      <w:proofErr w:type="spellEnd"/>
-      <w:r>
-        <w:rPr>
-          <w:rFonts w:ascii="Times New Roman" w:eastAsia="Times New Roman" w:hAnsi="Times New Roman" w:cs="Times New Roman"/>
-          <w:sz w:val="22"/>
-          <w:szCs w:val="24"/>
-          <w:lang w:eastAsia="en-US"/>
-        </w:rPr>
-        <w:t xml:space="preserve">, </w:t>
-      </w:r>
-      <w:proofErr w:type="spellStart"/>
-      <w:r>
-        <w:rPr>
-          <w:rFonts w:ascii="Times New Roman" w:eastAsia="Times New Roman" w:hAnsi="Times New Roman" w:cs="Times New Roman"/>
-          <w:sz w:val="22"/>
-          <w:szCs w:val="24"/>
-          <w:lang w:eastAsia="en-US"/>
-        </w:rPr>
-        <w:t>Nginx</w:t>
-      </w:r>
-      <w:proofErr w:type="spellEnd"/>
-      <w:r>
-        <w:rPr>
-          <w:rFonts w:ascii="Times New Roman" w:eastAsia="Times New Roman" w:hAnsi="Times New Roman" w:cs="Times New Roman"/>
-          <w:sz w:val="22"/>
-          <w:szCs w:val="24"/>
-          <w:lang w:eastAsia="en-US"/>
-        </w:rPr>
-        <w:t xml:space="preserve">, </w:t>
-      </w:r>
-      <w:proofErr w:type="spellStart"/>
-      <w:r>
-        <w:rPr>
-          <w:rFonts w:ascii="Times New Roman" w:eastAsia="Times New Roman" w:hAnsi="Times New Roman" w:cs="Times New Roman"/>
-          <w:sz w:val="22"/>
-          <w:szCs w:val="24"/>
-          <w:lang w:eastAsia="en-US"/>
-        </w:rPr>
-        <w:t>GitHub</w:t>
-      </w:r>
-      <w:proofErr w:type="spellEnd"/>
-      <w:r>
-        <w:rPr>
-          <w:rFonts w:ascii="Times New Roman" w:eastAsia="Times New Roman" w:hAnsi="Times New Roman" w:cs="Times New Roman"/>
-          <w:sz w:val="22"/>
-          <w:szCs w:val="24"/>
-          <w:lang w:eastAsia="en-US"/>
-        </w:rPr>
-        <w:t xml:space="preserve"> Actions, </w:t>
-      </w:r>
-      <w:proofErr w:type="spellStart"/>
-      <w:r>
-        <w:rPr>
-          <w:rFonts w:ascii="Times New Roman" w:eastAsia="Times New Roman" w:hAnsi="Times New Roman" w:cs="Times New Roman"/>
-          <w:sz w:val="22"/>
-          <w:szCs w:val="24"/>
-          <w:lang w:eastAsia="en-US"/>
-        </w:rPr>
-        <w:t>GitLab</w:t>
-      </w:r>
-      <w:proofErr w:type="spellEnd"/>
-      <w:r>
-        <w:rPr>
-          <w:rFonts w:ascii="Times New Roman" w:eastAsia="Times New Roman" w:hAnsi="Times New Roman" w:cs="Times New Roman"/>
-          <w:sz w:val="22"/>
-          <w:szCs w:val="24"/>
-          <w:lang w:eastAsia="en-US"/>
+          <w:rFonts w:ascii="Times New Roman" w:hAnsi="Times New Roman" w:cs="Times New Roman"/>
+          <w:sz w:val="22"/>
         </w:rPr>
         <w:t xml:space="preserve"> CI, CI/CD pipelines, Linux, containerized deployments, release automation, environment configuration, infrastructure collaboration</w:t>
       </w:r>
@@ -1114,31 +973,16 @@
           <w:lang w:eastAsia="en-US"/>
         </w:rPr>
       </w:pPr>
-      <w:bookmarkStart w:id="0" w:name="_GoBack"/>
-      <w:bookmarkEnd w:id="0"/>
-      <w:proofErr w:type="spellStart"/>
-      <w:r>
-        <w:rPr>
-          <w:rFonts w:ascii="Times New Roman" w:eastAsia="Times New Roman" w:hAnsi="Times New Roman" w:cs="Times New Roman"/>
-          <w:b/>
-          <w:bCs/>
-          <w:sz w:val="22"/>
-          <w:szCs w:val="24"/>
-          <w:lang w:eastAsia="en-US"/>
-        </w:rPr>
-        <w:t>Observability</w:t>
-      </w:r>
-      <w:proofErr w:type="spellEnd"/>
-      <w:r>
-        <w:rPr>
-          <w:rFonts w:ascii="Times New Roman" w:eastAsia="Times New Roman" w:hAnsi="Times New Roman" w:cs="Times New Roman"/>
-          <w:b/>
-          <w:bCs/>
-          <w:sz w:val="22"/>
-          <w:szCs w:val="24"/>
-          <w:lang w:eastAsia="en-US"/>
-        </w:rPr>
-        <w:t xml:space="preserve"> / Quality / Security:</w:t>
+      <w:r>
+        <w:rPr>
+          <w:rFonts w:ascii="Times New Roman" w:eastAsia="Times New Roman" w:hAnsi="Times New Roman" w:cs="Times New Roman"/>
+          <w:b/>
+          <w:bCs/>
+          <w:sz w:val="22"/>
+          <w:szCs w:val="24"/>
+          <w:lang w:eastAsia="en-US"/>
+        </w:rPr>
+        <w:t>Observability / Quality / Security:</w:t>
       </w:r>
       <w:r>
         <w:rPr>
@@ -1410,7 +1254,6 @@
         </w:rPr>
         <w:t xml:space="preserve">, and </w:t>
       </w:r>
-      <w:proofErr w:type="spellStart"/>
       <w:r>
         <w:rPr>
           <w:rFonts w:ascii="Times New Roman" w:eastAsia="Times New Roman" w:hAnsi="Times New Roman" w:cs="Times New Roman"/>
@@ -1422,7 +1265,6 @@
         </w:rPr>
         <w:t>PostgreSQL</w:t>
       </w:r>
-      <w:proofErr w:type="spellEnd"/>
       <w:r>
         <w:rPr>
           <w:rFonts w:ascii="Times New Roman" w:eastAsia="Times New Roman" w:hAnsi="Times New Roman" w:cs="Times New Roman"/>
@@ -1669,7 +1511,6 @@
         </w:rPr>
         <w:t xml:space="preserve">, improving transaction boundaries, and reinforcing </w:t>
       </w:r>
-      <w:proofErr w:type="spellStart"/>
       <w:r>
         <w:rPr>
           <w:rFonts w:ascii="Times New Roman" w:eastAsia="Times New Roman" w:hAnsi="Times New Roman" w:cs="Times New Roman"/>
@@ -1681,7 +1522,6 @@
         </w:rPr>
         <w:t>PostgreSQL</w:t>
       </w:r>
-      <w:proofErr w:type="spellEnd"/>
       <w:r>
         <w:rPr>
           <w:rFonts w:ascii="Times New Roman" w:eastAsia="Times New Roman" w:hAnsi="Times New Roman" w:cs="Times New Roman"/>
@@ -2026,29 +1866,16 @@
         </w:rPr>
         <w:t xml:space="preserve"> contract checks and API validation into </w:t>
       </w:r>
-      <w:proofErr w:type="spellStart"/>
-      <w:r>
-        <w:rPr>
-          <w:rFonts w:ascii="Times New Roman" w:eastAsia="Times New Roman" w:hAnsi="Times New Roman" w:cs="Times New Roman"/>
-          <w:b/>
-          <w:bCs/>
-          <w:sz w:val="22"/>
-          <w:szCs w:val="24"/>
-          <w:lang w:eastAsia="en-US"/>
-        </w:rPr>
-        <w:t>GitHub</w:t>
-      </w:r>
-      <w:proofErr w:type="spellEnd"/>
-      <w:r>
-        <w:rPr>
-          <w:rFonts w:ascii="Times New Roman" w:eastAsia="Times New Roman" w:hAnsi="Times New Roman" w:cs="Times New Roman"/>
-          <w:b/>
-          <w:bCs/>
-          <w:sz w:val="22"/>
-          <w:szCs w:val="24"/>
-          <w:lang w:eastAsia="en-US"/>
-        </w:rPr>
-        <w:t xml:space="preserve"> Actions</w:t>
+      <w:r>
+        <w:rPr>
+          <w:rFonts w:ascii="Times New Roman" w:eastAsia="Times New Roman" w:hAnsi="Times New Roman" w:cs="Times New Roman"/>
+          <w:b/>
+          <w:bCs/>
+          <w:sz w:val="22"/>
+          <w:szCs w:val="24"/>
+          <w:lang w:eastAsia="en-US"/>
+        </w:rPr>
+        <w:t>GitHub Actions</w:t>
       </w:r>
       <w:r>
         <w:rPr>
@@ -2201,81 +2028,25 @@
         <w:jc w:val="both"/>
         <w:rPr>
           <w:rFonts w:ascii="Times New Roman" w:eastAsia="Times New Roman" w:hAnsi="Times New Roman" w:cs="Times New Roman"/>
-          <w:sz w:val="22"/>
-          <w:szCs w:val="24"/>
-          <w:lang w:eastAsia="en-US"/>
-        </w:rPr>
-      </w:pPr>
-      <w:r>
-        <w:rPr>
-          <w:rFonts w:ascii="Times New Roman" w:eastAsia="Times New Roman" w:hAnsi="Times New Roman" w:cs="Times New Roman"/>
-          <w:sz w:val="22"/>
-          <w:szCs w:val="24"/>
-          <w:lang w:eastAsia="en-US"/>
-        </w:rPr>
-        <w:t xml:space="preserve">Containerized backend services with </w:t>
-      </w:r>
-      <w:proofErr w:type="spellStart"/>
-      <w:r>
-        <w:rPr>
-          <w:rFonts w:ascii="Times New Roman" w:eastAsia="Times New Roman" w:hAnsi="Times New Roman" w:cs="Times New Roman"/>
-          <w:b/>
-          <w:bCs/>
-          <w:sz w:val="22"/>
-          <w:szCs w:val="24"/>
-          <w:lang w:eastAsia="en-US"/>
-        </w:rPr>
-        <w:t>Docker</w:t>
-      </w:r>
-      <w:proofErr w:type="spellEnd"/>
-      <w:r>
-        <w:rPr>
-          <w:rFonts w:ascii="Times New Roman" w:eastAsia="Times New Roman" w:hAnsi="Times New Roman" w:cs="Times New Roman"/>
-          <w:sz w:val="22"/>
-          <w:szCs w:val="24"/>
-          <w:lang w:eastAsia="en-US"/>
-        </w:rPr>
-        <w:t xml:space="preserve"> and supported deployment flows on </w:t>
-      </w:r>
-      <w:r>
-        <w:rPr>
-          <w:rFonts w:ascii="Times New Roman" w:eastAsia="Times New Roman" w:hAnsi="Times New Roman" w:cs="Times New Roman"/>
-          <w:b/>
-          <w:bCs/>
-          <w:sz w:val="22"/>
-          <w:szCs w:val="24"/>
-          <w:lang w:eastAsia="en-US"/>
-        </w:rPr>
-        <w:t>AWS EC2/ECS</w:t>
-      </w:r>
-      <w:r>
-        <w:rPr>
-          <w:rFonts w:ascii="Times New Roman" w:eastAsia="Times New Roman" w:hAnsi="Times New Roman" w:cs="Times New Roman"/>
-          <w:sz w:val="22"/>
-          <w:szCs w:val="24"/>
-          <w:lang w:eastAsia="en-US"/>
-        </w:rPr>
-        <w:t xml:space="preserve">, improving release consistency, environment parity, and rollback confidence while reducing deployment-related issues observed after hotfix releases by </w:t>
-      </w:r>
-      <w:r>
-        <w:rPr>
-          <w:rFonts w:ascii="Times New Roman" w:eastAsia="Times New Roman" w:hAnsi="Times New Roman" w:cs="Times New Roman"/>
-          <w:b/>
-          <w:bCs/>
-          <w:sz w:val="22"/>
-          <w:szCs w:val="24"/>
-          <w:lang w:eastAsia="en-US"/>
-        </w:rPr>
-        <w:t>29%</w:t>
-      </w:r>
-      <w:r>
-        <w:rPr>
-          <w:rFonts w:ascii="Times New Roman" w:eastAsia="Times New Roman" w:hAnsi="Times New Roman" w:cs="Times New Roman"/>
-          <w:sz w:val="22"/>
-          <w:szCs w:val="24"/>
-          <w:lang w:eastAsia="en-US"/>
-        </w:rPr>
-        <w:t>.</w:t>
+          <w:sz w:val="24"/>
+          <w:szCs w:val="24"/>
+          <w:lang w:eastAsia="en-US"/>
+        </w:rPr>
+      </w:pPr>
+      <w:r>
+        <w:rPr>
+          <w:rFonts w:ascii="Times New Roman" w:hAnsi="Times New Roman" w:cs="Times New Roman"/>
+          <w:sz w:val="22"/>
+        </w:rPr>
+        <w:t xml:space="preserve">Containerized backend services with Docker and supported deployment flows across Azure-based environments, improving release consistency, environment parity, and rollback confidence while reducing deployment-related issues observed after hotfix releases by </w:t>
+      </w:r>
+      <w:r>
+        <w:rPr>
+          <w:rFonts w:ascii="Times New Roman" w:hAnsi="Times New Roman" w:cs="Times New Roman"/>
+          <w:b/>
+          <w:sz w:val="22"/>
+        </w:rPr>
+        <w:t>29%.</w:t>
       </w:r>
     </w:p>
     <w:p>
@@ -2695,7 +2466,6 @@
         </w:rPr>
         <w:t xml:space="preserve"> production failures by tuning </w:t>
       </w:r>
-      <w:proofErr w:type="spellStart"/>
       <w:r>
         <w:rPr>
           <w:rFonts w:ascii="Times New Roman" w:eastAsia="Times New Roman" w:hAnsi="Times New Roman" w:cs="Times New Roman"/>
@@ -2707,7 +2477,6 @@
         </w:rPr>
         <w:t>Nginx</w:t>
       </w:r>
-      <w:proofErr w:type="spellEnd"/>
       <w:r>
         <w:rPr>
           <w:rFonts w:ascii="Times New Roman" w:eastAsia="Times New Roman" w:hAnsi="Times New Roman" w:cs="Times New Roman"/>
@@ -3121,7 +2890,6 @@
         </w:rPr>
         <w:t xml:space="preserve">, </w:t>
       </w:r>
-      <w:proofErr w:type="spellStart"/>
       <w:r>
         <w:rPr>
           <w:rFonts w:ascii="Times New Roman" w:eastAsia="Times New Roman" w:hAnsi="Times New Roman" w:cs="Times New Roman"/>
@@ -3133,7 +2901,6 @@
         </w:rPr>
         <w:t>PostgreSQL</w:t>
       </w:r>
-      <w:proofErr w:type="spellEnd"/>
       <w:r>
         <w:rPr>
           <w:rFonts w:ascii="Times New Roman" w:eastAsia="Times New Roman" w:hAnsi="Times New Roman" w:cs="Times New Roman"/>
@@ -3218,7 +2985,6 @@
         </w:rPr>
         <w:t xml:space="preserve">Improved reporting speed by investigating slow SQL execution plans, adding missing indexes, and reducing heavy join costs in </w:t>
       </w:r>
-      <w:proofErr w:type="spellStart"/>
       <w:r>
         <w:rPr>
           <w:rFonts w:ascii="Times New Roman" w:eastAsia="Times New Roman" w:hAnsi="Times New Roman" w:cs="Times New Roman"/>
@@ -3230,7 +2996,6 @@
         </w:rPr>
         <w:t>PostgreSQL</w:t>
       </w:r>
-      <w:proofErr w:type="spellEnd"/>
       <w:r>
         <w:rPr>
           <w:rFonts w:ascii="Times New Roman" w:eastAsia="Times New Roman" w:hAnsi="Times New Roman" w:cs="Times New Roman"/>
@@ -4061,290 +3826,8 @@
         </w:rPr>
         <w:t>Focused on practical software engineering fundamentals that translated directly into building reliable web systems and data-driven applications.</w:t>
       </w:r>
-    </w:p>
-    <w:p>
-      <w:pPr>
-        <w:pBdr>
-          <w:bottom w:val="single" w:sz="8" w:space="1" w:color="4472C4" w:themeColor="accent5"/>
-        </w:pBdr>
-        <w:spacing w:before="120" w:after="120"/>
-        <w:jc w:val="both"/>
-        <w:rPr>
-          <w:rStyle w:val="Strong"/>
-          <w:rFonts w:ascii="Arial Black" w:hAnsi="Arial Black" w:cstheme="majorBidi"/>
-          <w:color w:val="4472C4" w:themeColor="accent5"/>
-          <w:sz w:val="28"/>
-          <w:szCs w:val="32"/>
-        </w:rPr>
-      </w:pPr>
-      <w:r>
-        <w:rPr>
-          <w:rStyle w:val="Strong"/>
-          <w:rFonts w:ascii="Arial Black" w:hAnsi="Arial Black" w:cstheme="majorBidi"/>
-          <w:color w:val="4472C4" w:themeColor="accent5"/>
-          <w:sz w:val="28"/>
-          <w:szCs w:val="32"/>
-        </w:rPr>
-        <w:t>CERITIFICATIONS</w:t>
-      </w:r>
-    </w:p>
-    <w:p>
-      <w:pPr>
-        <w:jc w:val="both"/>
-        <w:rPr>
-          <w:rFonts w:ascii="Times New Roman" w:eastAsia="Times New Roman" w:hAnsi="Times New Roman" w:cs="Times New Roman"/>
-          <w:sz w:val="24"/>
-          <w:szCs w:val="24"/>
-          <w:lang w:eastAsia="en-US"/>
-        </w:rPr>
-      </w:pPr>
-      <w:r>
-        <w:rPr>
-          <w:rFonts w:ascii="Times New Roman" w:eastAsia="Times New Roman" w:hAnsi="Times New Roman" w:cs="Times New Roman"/>
-          <w:b/>
-          <w:bCs/>
-          <w:sz w:val="24"/>
-          <w:szCs w:val="24"/>
-          <w:lang w:eastAsia="en-US"/>
-        </w:rPr>
-        <w:t>AWS Certified Developer – Associate — 2024</w:t>
-      </w:r>
-    </w:p>
-    <w:p>
-      <w:pPr>
-        <w:pStyle w:val="ListParagraph"/>
-        <w:numPr>
-          <w:ilvl w:val="0"/>
-          <w:numId w:val="24"/>
-        </w:numPr>
-        <w:jc w:val="both"/>
-        <w:rPr>
-          <w:rFonts w:ascii="Times New Roman" w:eastAsia="Times New Roman" w:hAnsi="Times New Roman" w:cs="Times New Roman"/>
-          <w:sz w:val="24"/>
-          <w:szCs w:val="24"/>
-          <w:lang w:eastAsia="en-US"/>
-        </w:rPr>
-      </w:pPr>
-      <w:r>
-        <w:rPr>
-          <w:rFonts w:ascii="Times New Roman" w:eastAsia="Times New Roman" w:hAnsi="Times New Roman" w:cs="Times New Roman"/>
-          <w:sz w:val="24"/>
-          <w:szCs w:val="24"/>
-          <w:lang w:eastAsia="en-US"/>
-        </w:rPr>
-        <w:t xml:space="preserve">Demonstrated practical capability in building, deploying, and maintaining </w:t>
-      </w:r>
-      <w:r>
-        <w:rPr>
-          <w:rFonts w:ascii="Times New Roman" w:eastAsia="Times New Roman" w:hAnsi="Times New Roman" w:cs="Times New Roman"/>
-          <w:b/>
-          <w:bCs/>
-          <w:sz w:val="24"/>
-          <w:szCs w:val="24"/>
-          <w:lang w:eastAsia="en-US"/>
-        </w:rPr>
-        <w:t>Node.js-based backend services</w:t>
-      </w:r>
-      <w:r>
-        <w:rPr>
-          <w:rFonts w:ascii="Times New Roman" w:eastAsia="Times New Roman" w:hAnsi="Times New Roman" w:cs="Times New Roman"/>
-          <w:sz w:val="24"/>
-          <w:szCs w:val="24"/>
-          <w:lang w:eastAsia="en-US"/>
-        </w:rPr>
-        <w:t xml:space="preserve"> on </w:t>
-      </w:r>
-      <w:r>
-        <w:rPr>
-          <w:rFonts w:ascii="Times New Roman" w:eastAsia="Times New Roman" w:hAnsi="Times New Roman" w:cs="Times New Roman"/>
-          <w:b/>
-          <w:bCs/>
-          <w:sz w:val="24"/>
-          <w:szCs w:val="24"/>
-          <w:lang w:eastAsia="en-US"/>
-        </w:rPr>
-        <w:t>AWS</w:t>
-      </w:r>
-      <w:r>
-        <w:rPr>
-          <w:rFonts w:ascii="Times New Roman" w:eastAsia="Times New Roman" w:hAnsi="Times New Roman" w:cs="Times New Roman"/>
-          <w:sz w:val="24"/>
-          <w:szCs w:val="24"/>
-          <w:lang w:eastAsia="en-US"/>
-        </w:rPr>
-        <w:t>, with focus on service integration, monitoring, secure configuration, and production-ready cloud operations.</w:t>
-      </w:r>
-    </w:p>
-    <w:p>
-      <w:pPr>
-        <w:jc w:val="both"/>
-        <w:rPr>
-          <w:rFonts w:ascii="Times New Roman" w:eastAsia="Times New Roman" w:hAnsi="Times New Roman" w:cs="Times New Roman"/>
-          <w:sz w:val="24"/>
-          <w:szCs w:val="24"/>
-          <w:lang w:eastAsia="en-US"/>
-        </w:rPr>
-      </w:pPr>
-      <w:proofErr w:type="spellStart"/>
-      <w:r>
-        <w:rPr>
-          <w:rFonts w:ascii="Times New Roman" w:eastAsia="Times New Roman" w:hAnsi="Times New Roman" w:cs="Times New Roman"/>
-          <w:b/>
-          <w:bCs/>
-          <w:sz w:val="24"/>
-          <w:szCs w:val="24"/>
-          <w:lang w:eastAsia="en-US"/>
-        </w:rPr>
-        <w:t>OpenJS</w:t>
-      </w:r>
-      <w:proofErr w:type="spellEnd"/>
-      <w:r>
-        <w:rPr>
-          <w:rFonts w:ascii="Times New Roman" w:eastAsia="Times New Roman" w:hAnsi="Times New Roman" w:cs="Times New Roman"/>
-          <w:b/>
-          <w:bCs/>
-          <w:sz w:val="24"/>
-          <w:szCs w:val="24"/>
-          <w:lang w:eastAsia="en-US"/>
-        </w:rPr>
-        <w:t xml:space="preserve"> Node.js Application Developer (JSNAD) — 2023</w:t>
-      </w:r>
-    </w:p>
-    <w:p>
-      <w:pPr>
-        <w:pStyle w:val="ListParagraph"/>
-        <w:numPr>
-          <w:ilvl w:val="0"/>
-          <w:numId w:val="24"/>
-        </w:numPr>
-        <w:jc w:val="both"/>
-        <w:rPr>
-          <w:rFonts w:ascii="Times New Roman" w:eastAsia="Times New Roman" w:hAnsi="Times New Roman" w:cs="Times New Roman"/>
-          <w:sz w:val="24"/>
-          <w:szCs w:val="24"/>
-          <w:lang w:eastAsia="en-US"/>
-        </w:rPr>
-      </w:pPr>
-      <w:r>
-        <w:rPr>
-          <w:rFonts w:ascii="Times New Roman" w:eastAsia="Times New Roman" w:hAnsi="Times New Roman" w:cs="Times New Roman"/>
-          <w:sz w:val="24"/>
-          <w:szCs w:val="24"/>
-          <w:lang w:eastAsia="en-US"/>
-        </w:rPr>
-        <w:t xml:space="preserve">Validated hands-on understanding of </w:t>
-      </w:r>
-      <w:r>
-        <w:rPr>
-          <w:rFonts w:ascii="Times New Roman" w:eastAsia="Times New Roman" w:hAnsi="Times New Roman" w:cs="Times New Roman"/>
-          <w:b/>
-          <w:bCs/>
-          <w:sz w:val="24"/>
-          <w:szCs w:val="24"/>
-          <w:lang w:eastAsia="en-US"/>
-        </w:rPr>
-        <w:t>Node.js</w:t>
-      </w:r>
-      <w:r>
-        <w:rPr>
-          <w:rFonts w:ascii="Times New Roman" w:eastAsia="Times New Roman" w:hAnsi="Times New Roman" w:cs="Times New Roman"/>
-          <w:sz w:val="24"/>
-          <w:szCs w:val="24"/>
-          <w:lang w:eastAsia="en-US"/>
-        </w:rPr>
-        <w:t xml:space="preserve"> application development, including asynchronous programming, package management, debugging, testing, and building maintainable backend services with modern JavaScript patterns.</w:t>
-      </w:r>
-    </w:p>
-    <w:p>
-      <w:pPr>
-        <w:jc w:val="both"/>
-        <w:rPr>
-          <w:rFonts w:ascii="Times New Roman" w:eastAsia="Times New Roman" w:hAnsi="Times New Roman" w:cs="Times New Roman"/>
-          <w:sz w:val="24"/>
-          <w:szCs w:val="24"/>
-          <w:lang w:eastAsia="en-US"/>
-        </w:rPr>
-      </w:pPr>
-      <w:proofErr w:type="spellStart"/>
-      <w:r>
-        <w:rPr>
-          <w:rFonts w:ascii="Times New Roman" w:eastAsia="Times New Roman" w:hAnsi="Times New Roman" w:cs="Times New Roman"/>
-          <w:b/>
-          <w:bCs/>
-          <w:sz w:val="24"/>
-          <w:szCs w:val="24"/>
-          <w:lang w:eastAsia="en-US"/>
-        </w:rPr>
-        <w:t>PostgreSQL</w:t>
-      </w:r>
-      <w:proofErr w:type="spellEnd"/>
-      <w:r>
-        <w:rPr>
-          <w:rFonts w:ascii="Times New Roman" w:eastAsia="Times New Roman" w:hAnsi="Times New Roman" w:cs="Times New Roman"/>
-          <w:b/>
-          <w:bCs/>
-          <w:sz w:val="24"/>
-          <w:szCs w:val="24"/>
-          <w:lang w:eastAsia="en-US"/>
-        </w:rPr>
-        <w:t xml:space="preserve"> for Developers — 2022</w:t>
-      </w:r>
-    </w:p>
-    <w:p>
-      <w:pPr>
-        <w:pStyle w:val="ListParagraph"/>
-        <w:numPr>
-          <w:ilvl w:val="0"/>
-          <w:numId w:val="24"/>
-        </w:numPr>
-        <w:jc w:val="both"/>
-        <w:rPr>
-          <w:rFonts w:ascii="Times New Roman" w:eastAsia="Times New Roman" w:hAnsi="Times New Roman" w:cs="Times New Roman"/>
-          <w:sz w:val="24"/>
-          <w:szCs w:val="24"/>
-          <w:lang w:eastAsia="en-US"/>
-        </w:rPr>
-      </w:pPr>
-      <w:r>
-        <w:rPr>
-          <w:rFonts w:ascii="Times New Roman" w:eastAsia="Times New Roman" w:hAnsi="Times New Roman" w:cs="Times New Roman"/>
-          <w:sz w:val="24"/>
-          <w:szCs w:val="24"/>
-          <w:lang w:eastAsia="en-US"/>
-        </w:rPr>
-        <w:t xml:space="preserve">Demonstrated working knowledge of relational modeling, query optimization, indexing strategies, transaction-aware data access, and performance-focused backend persistence patterns commonly used in </w:t>
-      </w:r>
-      <w:r>
-        <w:rPr>
-          <w:rFonts w:ascii="Times New Roman" w:eastAsia="Times New Roman" w:hAnsi="Times New Roman" w:cs="Times New Roman"/>
-          <w:b/>
-          <w:bCs/>
-          <w:sz w:val="24"/>
-          <w:szCs w:val="24"/>
-          <w:lang w:eastAsia="en-US"/>
-        </w:rPr>
-        <w:t>API-driven Node.js platforms</w:t>
-      </w:r>
-      <w:r>
-        <w:rPr>
-          <w:rFonts w:ascii="Times New Roman" w:eastAsia="Times New Roman" w:hAnsi="Times New Roman" w:cs="Times New Roman"/>
-          <w:sz w:val="24"/>
-          <w:szCs w:val="24"/>
-          <w:lang w:eastAsia="en-US"/>
-        </w:rPr>
-        <w:t>.</w:t>
-      </w:r>
-    </w:p>
-    <w:p>
-      <w:pPr>
-        <w:pStyle w:val="NormalWeb"/>
-        <w:spacing w:beforeAutospacing="0" w:after="100"/>
-        <w:jc w:val="both"/>
-        <w:rPr>
-          <w:rFonts w:asciiTheme="majorBidi" w:hAnsiTheme="majorBidi" w:cstheme="majorBidi"/>
-          <w:szCs w:val="28"/>
-        </w:rPr>
-      </w:pPr>
+      <w:bookmarkStart w:id="0" w:name="_GoBack"/>
+      <w:bookmarkEnd w:id="0"/>
     </w:p>
     <w:sectPr>
       <w:pgSz w:w="11906" w:h="16838"/>
@@ -6629,8 +6112,8 @@
   <w:abstractNum w:abstractNumId="20">
     <w:nsid w:val="71953E03"/>
     <w:multiLevelType w:val="hybridMultilevel"/>
-    <w:tmpl w:val="56B82CE6"/>
-    <w:lvl w:ilvl="0" w:tplc="04090001">
+    <w:tmpl w:val="BB12483C"/>
+    <w:lvl w:ilvl="0" w:tplc="B022B53C">
       <w:start w:val="1"/>
       <w:numFmt w:val="bullet"/>
       <w:lvlText w:val=""/>
@@ -6640,6 +6123,7 @@
       </w:pPr>
       <w:rPr>
         <w:rFonts w:ascii="Symbol" w:hAnsi="Symbol" w:hint="default"/>
+        <w:sz w:val="22"/>
       </w:rPr>
     </w:lvl>
     <w:lvl w:ilvl="1" w:tplc="04090003" w:tentative="1">

--- a/Gabriel/Node Backend/GABRIEL POPA.docx
+++ b/Gabriel/Node Backend/GABRIEL POPA.docx
@@ -192,61 +192,10 @@
           <w:sz w:val="20"/>
           <w:szCs w:val="28"/>
         </w:rPr>
-        <w:t>, Romania</w:t>
-      </w:r>
-      <w:r>
-        <w:rPr>
-          <w:rStyle w:val="NormalWebChar"/>
-          <w:rFonts w:asciiTheme="majorBidi" w:hAnsiTheme="majorBidi" w:cstheme="majorBidi"/>
-          <w:bCs/>
-          <w:color w:val="000000" w:themeColor="text1"/>
-          <w:sz w:val="20"/>
-          <w:szCs w:val="28"/>
-        </w:rPr>
-        <w:t xml:space="preserve"> | </w:t>
-      </w:r>
-      <w:r>
-        <w:rPr>
-          <w:rStyle w:val="NormalWebChar"/>
-          <w:rFonts w:asciiTheme="majorBidi" w:hAnsiTheme="majorBidi" w:cstheme="majorBidi"/>
-          <w:bCs/>
-          <w:color w:val="000000" w:themeColor="text1"/>
-          <w:sz w:val="20"/>
-          <w:szCs w:val="28"/>
-        </w:rPr>
-        <w:t xml:space="preserve">+40 764309991 | </w:t>
-      </w:r>
-      <w:r>
-        <w:rPr>
-          <w:rFonts w:asciiTheme="majorBidi" w:eastAsia="Times New Roman" w:hAnsiTheme="majorBidi" w:cstheme="majorBidi"/>
-          <w:bCs/>
-          <w:color w:val="000000" w:themeColor="text1"/>
-          <w:szCs w:val="27"/>
-          <w:lang w:eastAsia="en-US"/>
-        </w:rPr>
-        <w:t>popagabriel0523@outlook.com</w:t>
-      </w:r>
-      <w:r>
-        <w:rPr>
-          <w:rFonts w:asciiTheme="majorBidi" w:eastAsia="Times New Roman" w:hAnsiTheme="majorBidi" w:cstheme="majorBidi"/>
-          <w:bCs/>
-          <w:color w:val="000000" w:themeColor="text1"/>
-          <w:szCs w:val="27"/>
-          <w:lang w:eastAsia="en-US"/>
-        </w:rPr>
-        <w:t xml:space="preserve"> | </w:t>
-      </w:r>
-      <w:r>
-        <w:rPr>
-          <w:rStyle w:val="NormalWebChar"/>
-          <w:rFonts w:asciiTheme="majorBidi" w:hAnsiTheme="majorBidi" w:cstheme="majorBidi"/>
-          <w:bCs/>
-          <w:color w:val="000000" w:themeColor="text1"/>
-          <w:sz w:val="20"/>
-          <w:szCs w:val="27"/>
-        </w:rPr>
-        <w:t>https://www.linkedin.com/in/gabriel-popa-89ba643a4/</w:t>
-      </w:r>
+        <w:t>, Romania | +40 764309991 | gabrielpdev@outlook.com | https://www.linkedin.com/in/gabriel-popa-12890b414/</w:t>
+      </w:r>
+      <w:bookmarkStart w:id="0" w:name="_GoBack"/>
+      <w:bookmarkEnd w:id="0"/>
     </w:p>
     <w:p>
       <w:pPr>
@@ -3826,8 +3775,6 @@
         </w:rPr>
         <w:t>Focused on practical software engineering fundamentals that translated directly into building reliable web systems and data-driven applications.</w:t>
       </w:r>
-      <w:bookmarkStart w:id="0" w:name="_GoBack"/>
-      <w:bookmarkEnd w:id="0"/>
     </w:p>
     <w:sectPr>
       <w:pgSz w:w="11906" w:h="16838"/>
@@ -6857,7 +6804,6 @@
       <w:jc w:val="both"/>
     </w:pPr>
     <w:tblPr>
-      <w:tblInd w:w="0" w:type="dxa"/>
       <w:tblBorders>
         <w:top w:val="single" w:sz="4" w:space="0" w:color="auto"/>
         <w:left w:val="single" w:sz="4" w:space="0" w:color="auto"/>
@@ -6866,12 +6812,6 @@
         <w:insideH w:val="single" w:sz="4" w:space="0" w:color="auto"/>
         <w:insideV w:val="single" w:sz="4" w:space="0" w:color="auto"/>
       </w:tblBorders>
-      <w:tblCellMar>
-        <w:top w:w="0" w:type="dxa"/>
-        <w:left w:w="108" w:type="dxa"/>
-        <w:bottom w:w="0" w:type="dxa"/>
-        <w:right w:w="108" w:type="dxa"/>
-      </w:tblCellMar>
     </w:tblPr>
   </w:style>
   <w:style w:type="character" w:customStyle="1" w:styleId="NormalWebChar">
@@ -7142,7 +7082,6 @@
       <w:jc w:val="both"/>
     </w:pPr>
     <w:tblPr>
-      <w:tblInd w:w="0" w:type="dxa"/>
       <w:tblBorders>
         <w:top w:val="single" w:sz="4" w:space="0" w:color="auto"/>
         <w:left w:val="single" w:sz="4" w:space="0" w:color="auto"/>
@@ -7151,12 +7090,6 @@
         <w:insideH w:val="single" w:sz="4" w:space="0" w:color="auto"/>
         <w:insideV w:val="single" w:sz="4" w:space="0" w:color="auto"/>
       </w:tblBorders>
-      <w:tblCellMar>
-        <w:top w:w="0" w:type="dxa"/>
-        <w:left w:w="108" w:type="dxa"/>
-        <w:bottom w:w="0" w:type="dxa"/>
-        <w:right w:w="108" w:type="dxa"/>
-      </w:tblCellMar>
     </w:tblPr>
   </w:style>
   <w:style w:type="character" w:customStyle="1" w:styleId="NormalWebChar">

--- a/Gabriel/Node Backend/GABRIEL POPA.docx
+++ b/Gabriel/Node Backend/GABRIEL POPA.docx
@@ -194,8 +194,6 @@
         </w:rPr>
         <w:t>, Romania | +40 764309991 | gabrielpdev@outlook.com | https://www.linkedin.com/in/gabriel-popa-12890b414/</w:t>
       </w:r>
-      <w:bookmarkStart w:id="0" w:name="_GoBack"/>
-      <w:bookmarkEnd w:id="0"/>
     </w:p>
     <w:p>
       <w:pPr>
@@ -1102,7 +1100,7 @@
           <w:sz w:val="22"/>
           <w:szCs w:val="28"/>
         </w:rPr>
-        <w:t xml:space="preserve">2024 – </w:t>
+        <w:t xml:space="preserve"> </w:t>
       </w:r>
       <w:r>
         <w:rPr>
@@ -1111,7 +1109,27 @@
           <w:sz w:val="22"/>
           <w:szCs w:val="28"/>
         </w:rPr>
-        <w:t>Dec 2025)</w:t>
+        <w:t xml:space="preserve">2024 – </w:t>
+      </w:r>
+      <w:r>
+        <w:rPr>
+          <w:rFonts w:asciiTheme="majorBidi" w:hAnsiTheme="majorBidi" w:cstheme="majorBidi"/>
+          <w:i/>
+          <w:sz w:val="22"/>
+          <w:szCs w:val="28"/>
+        </w:rPr>
+        <w:t>May 2026</w:t>
+      </w:r>
+      <w:bookmarkStart w:id="0" w:name="_GoBack"/>
+      <w:bookmarkEnd w:id="0"/>
+      <w:r>
+        <w:rPr>
+          <w:rFonts w:asciiTheme="majorBidi" w:hAnsiTheme="majorBidi" w:cstheme="majorBidi"/>
+          <w:i/>
+          <w:sz w:val="22"/>
+          <w:szCs w:val="28"/>
+        </w:rPr>
+        <w:t>)</w:t>
       </w:r>
     </w:p>
     <w:p>
